--- a/Fase 2/Evidencias Proyecto/Evidencias de documentación/05_Informe_Definicion_del_Alcance.docx
+++ b/Fase 2/Evidencias Proyecto/Evidencias de documentación/05_Informe_Definicion_del_Alcance.docx
@@ -497,7 +497,7 @@
                 <w:sz w:val="20"/>
                 <w:szCs w:val="20"/>
               </w:rPr>
-              <w:t>1.0</w:t>
+              <w:t>1.1</w:t>
             </w:r>
           </w:p>
         </w:tc>
@@ -532,7 +532,7 @@
           <w:sz w:val="22"/>
           <w:szCs w:val="22"/>
         </w:rPr>
-        <w:t>Este informe define el alcance del producto y del proyecto (Proyecto Barbería Big-Boys), su justificación de negocio cuantificada, los entregables, los criterios de aceptación, las exclusiones, restricciones y supuestos. Es la línea base de alcance junto con la EDT (06) y el ERS revisión 04, siguiendo el proceso de definición del alcance del PMBOK (Project Management Institute [PMI], 2021).</w:t>
+        <w:t>Este informe define el alcance del producto y del proyecto (Proyecto Barbería Big-Boys), su justificación de negocio cuantificada, los entregables, los criterios de aceptación, las exclusiones, restricciones y supuestos. Es la línea base de alcance junto con la EDT (06) y el ERS revisión 04.1, siguiendo el proceso de definición del alcance del PMBOK (Project Management Institute [PMI], 2021).</w:t>
       </w:r>
     </w:p>
     <w:p>
@@ -7277,7 +7277,7 @@
                 <w:sz w:val="18"/>
                 <w:szCs w:val="18"/>
               </w:rPr>
-              <w:t>ERS rev. 04, DAS v3.0 (4+1), especificación de casos de uso, diseño de BD y diagramas</w:t>
+              <w:t>ERS rev. 04.1, DAS v3.1 (4+1), especificación de casos de uso, diseño de BD, plan y casos de prueba, y diagramas</w:t>
             </w:r>
           </w:p>
         </w:tc>
@@ -7844,7 +7844,7 @@
           <w:sz w:val="22"/>
           <w:szCs w:val="22"/>
         </w:rPr>
-        <w:t>Plazo: 14-08-2026 al 13-11-2026 (semanas S1 a S14 del calendario del proyecto, cuya S1 es del 10 al 16 de agosto); defensa probable el 27-11-2026 (S16). Semana actual del proyecto: S9 (05-10 al 11-10-2026) de S14.</w:t>
+        <w:t>Plazo: 14-08-2026 al 13-11-2026 (semanas S1 a S14 del calendario del proyecto, cuya S1 es del 10 al 16 de agosto); defensa probable el 27-11-2026 (S16). Semana actual del proyecto: S11 (19-10 al 25-10-2026) de S14.</w:t>
       </w:r>
     </w:p>
     <w:p>
@@ -7934,7 +7934,7 @@
           <w:sz w:val="22"/>
           <w:szCs w:val="22"/>
         </w:rPr>
-        <w:t>Código en pausa (stand by) desde el 06-10-2026 mientras se actualiza la documentación.</w:t>
+        <w:t>El código estuvo en pausa (stand by) desde el 06-10-2026 para actualizar la documentación (SC-08). La base de datos relacional se implementó en Supabase el 20-10-2026 (SC-18).</w:t>
       </w:r>
     </w:p>
     <w:p>
